--- a/Fase 2/Evidencias Grupales/2.6_GuiaEstudiante_Fase 2_Informe Final Proyecto APT (Español).docx
+++ b/Fase 2/Evidencias Grupales/2.6_GuiaEstudiante_Fase 2_Informe Final Proyecto APT (Español).docx
@@ -1299,7 +1299,7 @@
                 <w:szCs w:val="20"/>
                 <w:lang w:eastAsia="es-CL"/>
               </w:rPr>
-              <w:t xml:space="preserve">El aporte es real, porque el sistema se construyó para la empresa y el cliente fue validando los avances (el 16-10-2026 aprobó el front-end). HidroPura System reúne en un solo lugar el catálogo de productos, la agenda en línea con horas que no se pueden duplicar, las cotizaciones y la gestión interna de horarios, citas y trabajadores. Así el dueño deja de depender de WhatsApp, no pierde solicitudes y queda con un registro de cada cita y cotización, lo que le permite crecer con más instaladores.</w:t>
+              <w:t xml:space="preserve">El aporte es real, porque el sistema se construyó para la empresa y el cliente fue validando los avances, por ejemplo, aprobó el front-end. HidroPura System reúne en un solo lugar el catálogo de productos, la agenda en línea con horas que no se pueden duplicar, las cotizaciones y la gestión interna de horarios, citas y trabajadores. Así el dueño deja de depender de WhatsApp, no pierde solicitudes y queda con un registro de cada cita y cotización, lo que le permite crecer con más instaladores.</w:t>
             </w:r>
           </w:p>
         </w:tc>
@@ -1395,7 +1395,7 @@
                 <w:szCs w:val="20"/>
                 <w:lang w:eastAsia="es-CL"/>
               </w:rPr>
-              <w:t xml:space="preserve">Son los mismos de la Fase 1, con un ajuste: el 16-10-2026 el cliente pidió retirar el dashboard de Power BI, por lo que el cuarto objetivo quedó solo con el chatbot y se agregó un quinto objetivo con la gestión interna, que ocupó esas horas.</w:t>
+              <w:t xml:space="preserve">Son los mismos de la Fase 1, con un ajuste: el cliente pidió retirar el dashboard de Power BI, por lo que el cuarto objetivo quedó solo con el chatbot y se agregó un quinto objetivo con la gestión interna, que ocupó esas horas.</w:t>
             </w:r>
           </w:p>
           <w:p>
@@ -1651,7 +1651,7 @@
                 <w:szCs w:val="20"/>
                 <w:lang w:eastAsia="es-CL"/>
               </w:rPr>
-              <w:t xml:space="preserve">Implementar un módulo de gestión interna para que el dueño administre horarios, citas, trabajadores, servicios y cotizaciones (agregado el 16-10-2026). </w:t>
+              <w:t xml:space="preserve">Implementar un módulo de gestión interna para que el dueño administre horarios, citas, trabajadores, servicios y cotizaciones (nuevo, en lugar de Power BI). </w:t>
             </w:r>
             <w:r>
               <w:rPr>
@@ -2121,7 +2121,7 @@
                 <w:szCs w:val="20"/>
                 <w:lang w:eastAsia="es-CL"/>
               </w:rPr>
-              <w:t xml:space="preserve"> el 18-08 hicimos el kick-off con Cristian Vergara para definir el objetivo, el alcance y los roles. Después levantamos los requisitos, las historias de usuario, el modelo de datos, los mockups en Figma, los diagramas UML y la carta Gantt, y presentamos el Plan del Proyecto el 07-09.</w:t>
+              <w:t xml:space="preserve"> hicimos el kick-off con Cristian Vergara para definir el objetivo, el alcance y los roles. Después levantamos los requisitos, las historias de usuario, el modelo de datos, los mockups en Figma, los diagramas UML y la carta Gantt, y presentamos el Plan del Proyecto.</w:t>
             </w:r>
           </w:p>
           <w:p>
@@ -2167,7 +2167,7 @@
                 <w:szCs w:val="20"/>
                 <w:lang w:eastAsia="es-CL"/>
               </w:rPr>
-              <w:t xml:space="preserve"> creamos el repositorio, la base de datos PostgreSQL en Google Cloud SQL, el registro e inicio de sesión con roles (cliente, trabajador y administrador) y la administración de productos. El 22-09 aplicamos las correcciones del profesor a la documentación de la Fase 1.</w:t>
+              <w:t xml:space="preserve"> creamos el repositorio, la base de datos PostgreSQL en Google Cloud SQL, el registro e inicio de sesión con roles (cliente, trabajador y administrador) y la administración de productos. También aplicamos las correcciones del profesor a la documentación de la Fase 1.</w:t>
             </w:r>
           </w:p>
           <w:p>
@@ -2213,7 +2213,7 @@
                 <w:szCs w:val="20"/>
                 <w:lang w:eastAsia="es-CL"/>
               </w:rPr>
-              <w:t xml:space="preserve"> construimos el catálogo y el carrito, y publicamos el sitio en Google Cloud Run (versiones del 05-10 y del 10-10). El 10-10 rehicimos el esquema de la base de datos para agregar servicios, horarios, cotizaciones y la retención de horas, y el 16-10 el cliente validó el front-end. Luego terminamos el motor de reservas: el cliente ve las horas libres, su hora queda retenida 15 minutos y la base de datos impide que dos clientes tomen el mismo bloque. Además, puede revisar y cancelar sus citas en «Mis citas».</w:t>
+              <w:t xml:space="preserve"> construimos el catálogo y el carrito, y publicamos el sitio en Google Cloud Run. Rehicimos el esquema de la base de datos para agregar servicios, horarios, cotizaciones y la retención de horas, y el cliente validó el front-end. Luego terminamos el motor de reservas: el cliente ve las horas libres, su hora queda retenida 15 minutos y la base de datos impide que dos clientes tomen el mismo bloque. Además, puede revisar y cancelar sus citas en «Mis citas».</w:t>
             </w:r>
           </w:p>
           <w:p>
